--- a/Science Books/QED Course/Lesson 27 Noether Theorem.docx
+++ b/Science Books/QED Course/Lesson 27 Noether Theorem.docx
@@ -573,8 +573,44 @@
       <m:oMathPara>
         <m:oMath>
           <m:r>
-            <m:t xml:space="preserve">δℒ = ε ∂_μ K^μ</m:t>
+            <m:t xml:space="preserve">δℒ</m:t>
           </m:r>
+          <m:r>
+            <m:t xml:space="preserve">=</m:t>
+          </m:r>
+          <m:r>
+            <m:t xml:space="preserve">ε</m:t>
+          </m:r>
+          <m:r>
+            <m:t xml:space="preserve"> </m:t>
+          </m:r>
+          <m:sSub>
+            <m:e>
+              <m:r>
+                <m:t xml:space="preserve">∂</m:t>
+              </m:r>
+            </m:e>
+            <m:sub>
+              <m:r>
+                <m:t xml:space="preserve">μ</m:t>
+              </m:r>
+            </m:sub>
+          </m:sSub>
+          <m:r>
+            <m:t xml:space="preserve"> </m:t>
+          </m:r>
+          <m:sSup>
+            <m:e>
+              <m:r>
+                <m:t xml:space="preserve">K</m:t>
+              </m:r>
+            </m:e>
+            <m:sup>
+              <m:r>
+                <m:t xml:space="preserve">μ</m:t>
+              </m:r>
+            </m:sup>
+          </m:sSup>
         </m:oMath>
       </m:oMathPara>
     </w:p>
@@ -590,9 +626,115 @@
       </w:pPr>
       <m:oMathPara>
         <m:oMath>
+          <m:sSup>
+            <m:e>
+              <m:r>
+                <m:t xml:space="preserve">j</m:t>
+              </m:r>
+            </m:e>
+            <m:sup>
+              <m:r>
+                <m:t xml:space="preserve">μ</m:t>
+              </m:r>
+            </m:sup>
+          </m:sSup>
           <m:r>
-            <m:t xml:space="preserve">j^μ = Σ_a [∂ℒ/∂(∂_μφ_a)] Δφ_a − K^μ</m:t>
+            <m:t xml:space="preserve">=</m:t>
           </m:r>
+          <m:sSub>
+            <m:e>
+              <m:r>
+                <m:t xml:space="preserve">Σ</m:t>
+              </m:r>
+            </m:e>
+            <m:sub>
+              <m:r>
+                <m:t xml:space="preserve">a</m:t>
+              </m:r>
+            </m:sub>
+          </m:sSub>
+          <m:r>
+            <m:t xml:space="preserve"> </m:t>
+          </m:r>
+          <m:d>
+            <m:dPr>
+              <m:begChr m:val="["/>
+              <m:endChr m:val="]"/>
+            </m:dPr>
+            <m:e>
+              <m:f>
+                <m:num>
+                  <m:r>
+                    <m:t xml:space="preserve">∂ℒ</m:t>
+                  </m:r>
+                </m:num>
+                <m:den>
+                  <m:r>
+                    <m:t xml:space="preserve">∂</m:t>
+                  </m:r>
+                  <m:d>
+                    <m:dPr/>
+                    <m:e>
+                      <m:sSub>
+                        <m:e>
+                          <m:r>
+                            <m:t xml:space="preserve">∂</m:t>
+                          </m:r>
+                        </m:e>
+                        <m:sub>
+                          <m:r>
+                            <m:t xml:space="preserve">μ</m:t>
+                          </m:r>
+                        </m:sub>
+                      </m:sSub>
+                      <m:sSub>
+                        <m:e>
+                          <m:r>
+                            <m:t xml:space="preserve">φ</m:t>
+                          </m:r>
+                        </m:e>
+                        <m:sub>
+                          <m:r>
+                            <m:t xml:space="preserve">a</m:t>
+                          </m:r>
+                        </m:sub>
+                      </m:sSub>
+                    </m:e>
+                  </m:d>
+                </m:den>
+              </m:f>
+            </m:e>
+          </m:d>
+          <m:r>
+            <m:t xml:space="preserve"> </m:t>
+          </m:r>
+          <m:sSub>
+            <m:e>
+              <m:r>
+                <m:t xml:space="preserve">Δφ</m:t>
+              </m:r>
+            </m:e>
+            <m:sub>
+              <m:r>
+                <m:t xml:space="preserve">a</m:t>
+              </m:r>
+            </m:sub>
+          </m:sSub>
+          <m:r>
+            <m:t xml:space="preserve">−</m:t>
+          </m:r>
+          <m:sSup>
+            <m:e>
+              <m:r>
+                <m:t xml:space="preserve">K</m:t>
+              </m:r>
+            </m:e>
+            <m:sup>
+              <m:r>
+                <m:t xml:space="preserve">μ</m:t>
+              </m:r>
+            </m:sup>
+          </m:sSup>
         </m:oMath>
       </m:oMathPara>
     </w:p>
@@ -622,8 +764,147 @@
       <m:oMathPara>
         <m:oMath>
           <m:r>
-            <m:t xml:space="preserve">δℒ = ε Σ_a [ (∂ℒ/∂φ_a) Δφ_a + (∂ℒ/∂(∂_μφ_a)) ∂_μΔφ_a ]</m:t>
+            <m:t xml:space="preserve">δℒ</m:t>
           </m:r>
+          <m:r>
+            <m:t xml:space="preserve">=</m:t>
+          </m:r>
+          <m:r>
+            <m:t xml:space="preserve">ε</m:t>
+          </m:r>
+          <m:r>
+            <m:t xml:space="preserve"> </m:t>
+          </m:r>
+          <m:sSub>
+            <m:e>
+              <m:r>
+                <m:t xml:space="preserve">Σ</m:t>
+              </m:r>
+            </m:e>
+            <m:sub>
+              <m:r>
+                <m:t xml:space="preserve">a</m:t>
+              </m:r>
+            </m:sub>
+          </m:sSub>
+          <m:r>
+            <m:t xml:space="preserve"> </m:t>
+          </m:r>
+          <m:d>
+            <m:dPr>
+              <m:begChr m:val="["/>
+              <m:endChr m:val="]"/>
+            </m:dPr>
+            <m:e>
+              <m:f>
+                <m:num>
+                  <m:r>
+                    <m:t xml:space="preserve">∂ℒ</m:t>
+                  </m:r>
+                </m:num>
+                <m:den>
+                  <m:sSub>
+                    <m:e>
+                      <m:r>
+                        <m:t xml:space="preserve">∂φ</m:t>
+                      </m:r>
+                    </m:e>
+                    <m:sub>
+                      <m:r>
+                        <m:t xml:space="preserve">a</m:t>
+                      </m:r>
+                    </m:sub>
+                  </m:sSub>
+                </m:den>
+              </m:f>
+              <m:r>
+                <m:t xml:space="preserve"> </m:t>
+              </m:r>
+              <m:sSub>
+                <m:e>
+                  <m:r>
+                    <m:t xml:space="preserve">Δφ</m:t>
+                  </m:r>
+                </m:e>
+                <m:sub>
+                  <m:r>
+                    <m:t xml:space="preserve">a</m:t>
+                  </m:r>
+                </m:sub>
+              </m:sSub>
+              <m:r>
+                <m:t xml:space="preserve">+</m:t>
+              </m:r>
+              <m:f>
+                <m:num>
+                  <m:r>
+                    <m:t xml:space="preserve">∂ℒ</m:t>
+                  </m:r>
+                </m:num>
+                <m:den>
+                  <m:r>
+                    <m:t xml:space="preserve">∂</m:t>
+                  </m:r>
+                  <m:d>
+                    <m:dPr/>
+                    <m:e>
+                      <m:sSub>
+                        <m:e>
+                          <m:r>
+                            <m:t xml:space="preserve">∂</m:t>
+                          </m:r>
+                        </m:e>
+                        <m:sub>
+                          <m:r>
+                            <m:t xml:space="preserve">μ</m:t>
+                          </m:r>
+                        </m:sub>
+                      </m:sSub>
+                      <m:sSub>
+                        <m:e>
+                          <m:r>
+                            <m:t xml:space="preserve">φ</m:t>
+                          </m:r>
+                        </m:e>
+                        <m:sub>
+                          <m:r>
+                            <m:t xml:space="preserve">a</m:t>
+                          </m:r>
+                        </m:sub>
+                      </m:sSub>
+                    </m:e>
+                  </m:d>
+                </m:den>
+              </m:f>
+              <m:r>
+                <m:t xml:space="preserve"> </m:t>
+              </m:r>
+              <m:sSub>
+                <m:e>
+                  <m:r>
+                    <m:t xml:space="preserve">∂</m:t>
+                  </m:r>
+                </m:e>
+                <m:sub>
+                  <m:r>
+                    <m:t xml:space="preserve">μ</m:t>
+                  </m:r>
+                </m:sub>
+              </m:sSub>
+              <m:sSub>
+                <m:e>
+                  <m:r>
+                    <m:t xml:space="preserve">Δφ</m:t>
+                  </m:r>
+                </m:e>
+                <m:sub>
+                  <m:r>
+                    <m:t xml:space="preserve">a</m:t>
+                  </m:r>
+                </m:sub>
+              </m:sSub>
+            </m:e>
+          </m:d>
         </m:oMath>
       </m:oMathPara>
     </w:p>
@@ -640,7 +921,122 @@
       <m:oMathPara>
         <m:oMath>
           <m:r>
-            <m:t xml:space="preserve">δℒ = ε ∂_μ { Σ_a [∂ℒ/∂(∂_μφ_a)] Δφ_a }</m:t>
+            <m:t xml:space="preserve">δℒ</m:t>
+          </m:r>
+          <m:r>
+            <m:t xml:space="preserve">=</m:t>
+          </m:r>
+          <m:r>
+            <m:t xml:space="preserve">ε</m:t>
+          </m:r>
+          <m:r>
+            <m:t xml:space="preserve"> </m:t>
+          </m:r>
+          <m:sSub>
+            <m:e>
+              <m:r>
+                <m:t xml:space="preserve">∂</m:t>
+              </m:r>
+            </m:e>
+            <m:sub>
+              <m:r>
+                <m:t xml:space="preserve">μ</m:t>
+              </m:r>
+            </m:sub>
+          </m:sSub>
+          <m:r>
+            <m:t xml:space="preserve"> </m:t>
+          </m:r>
+          <m:r>
+            <m:t xml:space="preserve">{</m:t>
+          </m:r>
+          <m:r>
+            <m:t xml:space="preserve"> </m:t>
+          </m:r>
+          <m:sSub>
+            <m:e>
+              <m:r>
+                <m:t xml:space="preserve">Σ</m:t>
+              </m:r>
+            </m:e>
+            <m:sub>
+              <m:r>
+                <m:t xml:space="preserve">a</m:t>
+              </m:r>
+            </m:sub>
+          </m:sSub>
+          <m:r>
+            <m:t xml:space="preserve"> </m:t>
+          </m:r>
+          <m:d>
+            <m:dPr>
+              <m:begChr m:val="["/>
+              <m:endChr m:val="]"/>
+            </m:dPr>
+            <m:e>
+              <m:f>
+                <m:num>
+                  <m:r>
+                    <m:t xml:space="preserve">∂ℒ</m:t>
+                  </m:r>
+                </m:num>
+                <m:den>
+                  <m:r>
+                    <m:t xml:space="preserve">∂</m:t>
+                  </m:r>
+                  <m:d>
+                    <m:dPr/>
+                    <m:e>
+                      <m:sSub>
+                        <m:e>
+                          <m:r>
+                            <m:t xml:space="preserve">∂</m:t>
+                          </m:r>
+                        </m:e>
+                        <m:sub>
+                          <m:r>
+                            <m:t xml:space="preserve">μ</m:t>
+                          </m:r>
+                        </m:sub>
+                      </m:sSub>
+                      <m:sSub>
+                        <m:e>
+                          <m:r>
+                            <m:t xml:space="preserve">φ</m:t>
+                          </m:r>
+                        </m:e>
+                        <m:sub>
+                          <m:r>
+                            <m:t xml:space="preserve">a</m:t>
+                          </m:r>
+                        </m:sub>
+                      </m:sSub>
+                    </m:e>
+                  </m:d>
+                </m:den>
+              </m:f>
+            </m:e>
+          </m:d>
+          <m:r>
+            <m:t xml:space="preserve"> </m:t>
+          </m:r>
+          <m:sSub>
+            <m:e>
+              <m:r>
+                <m:t xml:space="preserve">Δφ</m:t>
+              </m:r>
+            </m:e>
+            <m:sub>
+              <m:r>
+                <m:t xml:space="preserve">a</m:t>
+              </m:r>
+            </m:sub>
+          </m:sSub>
+          <m:r>
+            <m:t xml:space="preserve"> </m:t>
+          </m:r>
+          <m:r>
+            <m:t xml:space="preserve">}</m:t>
           </m:r>
         </m:oMath>
       </m:oMathPara>
@@ -692,8 +1088,146 @@
       <m:oMathPara>
         <m:oMath>
           <m:r>
-            <m:t xml:space="preserve">δℒ = ε ∂_μK^μ + (∂_με) Σ_a [∂ℒ/∂(∂_μφ_a)] Δφ_a</m:t>
+            <m:t xml:space="preserve">δℒ</m:t>
           </m:r>
+          <m:r>
+            <m:t xml:space="preserve">=</m:t>
+          </m:r>
+          <m:r>
+            <m:t xml:space="preserve">ε</m:t>
+          </m:r>
+          <m:r>
+            <m:t xml:space="preserve"> </m:t>
+          </m:r>
+          <m:sSub>
+            <m:e>
+              <m:r>
+                <m:t xml:space="preserve">∂</m:t>
+              </m:r>
+            </m:e>
+            <m:sub>
+              <m:r>
+                <m:t xml:space="preserve">μ</m:t>
+              </m:r>
+            </m:sub>
+          </m:sSub>
+          <m:sSup>
+            <m:e>
+              <m:r>
+                <m:t xml:space="preserve">K</m:t>
+              </m:r>
+            </m:e>
+            <m:sup>
+              <m:r>
+                <m:t xml:space="preserve">μ</m:t>
+              </m:r>
+            </m:sup>
+          </m:sSup>
+          <m:r>
+            <m:t xml:space="preserve">+</m:t>
+          </m:r>
+          <m:d>
+            <m:dPr/>
+            <m:e>
+              <m:sSub>
+                <m:e>
+                  <m:r>
+                    <m:t xml:space="preserve">∂</m:t>
+                  </m:r>
+                </m:e>
+                <m:sub>
+                  <m:r>
+                    <m:t xml:space="preserve">μ</m:t>
+                  </m:r>
+                </m:sub>
+              </m:sSub>
+              <m:r>
+                <m:t xml:space="preserve">ε</m:t>
+              </m:r>
+            </m:e>
+          </m:d>
+          <m:r>
+            <m:t xml:space="preserve"> </m:t>
+          </m:r>
+          <m:sSub>
+            <m:e>
+              <m:r>
+                <m:t xml:space="preserve">Σ</m:t>
+              </m:r>
+            </m:e>
+            <m:sub>
+              <m:r>
+                <m:t xml:space="preserve">a</m:t>
+              </m:r>
+            </m:sub>
+          </m:sSub>
+          <m:r>
+            <m:t xml:space="preserve"> </m:t>
+          </m:r>
+          <m:d>
+            <m:dPr>
+              <m:begChr m:val="["/>
+              <m:endChr m:val="]"/>
+            </m:dPr>
+            <m:e>
+              <m:f>
+                <m:num>
+                  <m:r>
+                    <m:t xml:space="preserve">∂ℒ</m:t>
+                  </m:r>
+                </m:num>
+                <m:den>
+                  <m:r>
+                    <m:t xml:space="preserve">∂</m:t>
+                  </m:r>
+                  <m:d>
+                    <m:dPr/>
+                    <m:e>
+                      <m:sSub>
+                        <m:e>
+                          <m:r>
+                            <m:t xml:space="preserve">∂</m:t>
+                          </m:r>
+                        </m:e>
+                        <m:sub>
+                          <m:r>
+                            <m:t xml:space="preserve">μ</m:t>
+                          </m:r>
+                        </m:sub>
+                      </m:sSub>
+                      <m:sSub>
+                        <m:e>
+                          <m:r>
+                            <m:t xml:space="preserve">φ</m:t>
+                          </m:r>
+                        </m:e>
+                        <m:sub>
+                          <m:r>
+                            <m:t xml:space="preserve">a</m:t>
+                          </m:r>
+                        </m:sub>
+                      </m:sSub>
+                    </m:e>
+                  </m:d>
+                </m:den>
+              </m:f>
+            </m:e>
+          </m:d>
+          <m:r>
+            <m:t xml:space="preserve"> </m:t>
+          </m:r>
+          <m:sSub>
+            <m:e>
+              <m:r>
+                <m:t xml:space="preserve">Δφ</m:t>
+              </m:r>
+            </m:e>
+            <m:sub>
+              <m:r>
+                <m:t xml:space="preserve">a</m:t>
+              </m:r>
+            </m:sub>
+          </m:sSub>
         </m:oMath>
       </m:oMathPara>
     </w:p>
@@ -710,8 +1244,226 @@
       <m:oMathPara>
         <m:oMath>
           <m:r>
-            <m:t xml:space="preserve">δS = ∫ d⁴x (∂_με) { Σ_a [∂ℒ/∂(∂_μφ_a)] Δφ_a − K^μ } = ∫ d⁴x (∂_με) j^μ</m:t>
+            <m:t xml:space="preserve">δS</m:t>
           </m:r>
+          <m:r>
+            <m:t xml:space="preserve">=</m:t>
+          </m:r>
+          <m:r>
+            <m:t xml:space="preserve">∫</m:t>
+          </m:r>
+          <m:r>
+            <m:t xml:space="preserve"> </m:t>
+          </m:r>
+          <m:sSup>
+            <m:e>
+              <m:r>
+                <m:t xml:space="preserve">d</m:t>
+              </m:r>
+            </m:e>
+            <m:sup>
+              <m:r>
+                <m:t xml:space="preserve">4</m:t>
+              </m:r>
+            </m:sup>
+          </m:sSup>
+          <m:r>
+            <m:t xml:space="preserve">x</m:t>
+          </m:r>
+          <m:r>
+            <m:t xml:space="preserve"> </m:t>
+          </m:r>
+          <m:d>
+            <m:dPr/>
+            <m:e>
+              <m:sSub>
+                <m:e>
+                  <m:r>
+                    <m:t xml:space="preserve">∂</m:t>
+                  </m:r>
+                </m:e>
+                <m:sub>
+                  <m:r>
+                    <m:t xml:space="preserve">μ</m:t>
+                  </m:r>
+                </m:sub>
+              </m:sSub>
+              <m:r>
+                <m:t xml:space="preserve">ε</m:t>
+              </m:r>
+            </m:e>
+          </m:d>
+          <m:r>
+            <m:t xml:space="preserve"> </m:t>
+          </m:r>
+          <m:r>
+            <m:t xml:space="preserve">{</m:t>
+          </m:r>
+          <m:r>
+            <m:t xml:space="preserve"> </m:t>
+          </m:r>
+          <m:sSub>
+            <m:e>
+              <m:r>
+                <m:t xml:space="preserve">Σ</m:t>
+              </m:r>
+            </m:e>
+            <m:sub>
+              <m:r>
+                <m:t xml:space="preserve">a</m:t>
+              </m:r>
+            </m:sub>
+          </m:sSub>
+          <m:r>
+            <m:t xml:space="preserve"> </m:t>
+          </m:r>
+          <m:d>
+            <m:dPr>
+              <m:begChr m:val="["/>
+              <m:endChr m:val="]"/>
+            </m:dPr>
+            <m:e>
+              <m:f>
+                <m:num>
+                  <m:r>
+                    <m:t xml:space="preserve">∂ℒ</m:t>
+                  </m:r>
+                </m:num>
+                <m:den>
+                  <m:r>
+                    <m:t xml:space="preserve">∂</m:t>
+                  </m:r>
+                  <m:d>
+                    <m:dPr/>
+                    <m:e>
+                      <m:sSub>
+                        <m:e>
+                          <m:r>
+                            <m:t xml:space="preserve">∂</m:t>
+                          </m:r>
+                        </m:e>
+                        <m:sub>
+                          <m:r>
+                            <m:t xml:space="preserve">μ</m:t>
+                          </m:r>
+                        </m:sub>
+                      </m:sSub>
+                      <m:sSub>
+                        <m:e>
+                          <m:r>
+                            <m:t xml:space="preserve">φ</m:t>
+                          </m:r>
+                        </m:e>
+                        <m:sub>
+                          <m:r>
+                            <m:t xml:space="preserve">a</m:t>
+                          </m:r>
+                        </m:sub>
+                      </m:sSub>
+                    </m:e>
+                  </m:d>
+                </m:den>
+              </m:f>
+            </m:e>
+          </m:d>
+          <m:r>
+            <m:t xml:space="preserve"> </m:t>
+          </m:r>
+          <m:sSub>
+            <m:e>
+              <m:r>
+                <m:t xml:space="preserve">Δφ</m:t>
+              </m:r>
+            </m:e>
+            <m:sub>
+              <m:r>
+                <m:t xml:space="preserve">a</m:t>
+              </m:r>
+            </m:sub>
+          </m:sSub>
+          <m:r>
+            <m:t xml:space="preserve">−</m:t>
+          </m:r>
+          <m:sSup>
+            <m:e>
+              <m:r>
+                <m:t xml:space="preserve">K</m:t>
+              </m:r>
+            </m:e>
+            <m:sup>
+              <m:r>
+                <m:t xml:space="preserve">μ</m:t>
+              </m:r>
+            </m:sup>
+          </m:sSup>
+          <m:r>
+            <m:t xml:space="preserve"> </m:t>
+          </m:r>
+          <m:r>
+            <m:t xml:space="preserve">}</m:t>
+          </m:r>
+          <m:r>
+            <m:t xml:space="preserve">=</m:t>
+          </m:r>
+          <m:r>
+            <m:t xml:space="preserve">∫</m:t>
+          </m:r>
+          <m:r>
+            <m:t xml:space="preserve"> </m:t>
+          </m:r>
+          <m:sSup>
+            <m:e>
+              <m:r>
+                <m:t xml:space="preserve">d</m:t>
+              </m:r>
+            </m:e>
+            <m:sup>
+              <m:r>
+                <m:t xml:space="preserve">4</m:t>
+              </m:r>
+            </m:sup>
+          </m:sSup>
+          <m:r>
+            <m:t xml:space="preserve">x</m:t>
+          </m:r>
+          <m:r>
+            <m:t xml:space="preserve"> </m:t>
+          </m:r>
+          <m:d>
+            <m:dPr/>
+            <m:e>
+              <m:sSub>
+                <m:e>
+                  <m:r>
+                    <m:t xml:space="preserve">∂</m:t>
+                  </m:r>
+                </m:e>
+                <m:sub>
+                  <m:r>
+                    <m:t xml:space="preserve">μ</m:t>
+                  </m:r>
+                </m:sub>
+              </m:sSub>
+              <m:r>
+                <m:t xml:space="preserve">ε</m:t>
+              </m:r>
+            </m:e>
+          </m:d>
+          <m:r>
+            <m:t xml:space="preserve"> </m:t>
+          </m:r>
+          <m:sSup>
+            <m:e>
+              <m:r>
+                <m:t xml:space="preserve">j</m:t>
+              </m:r>
+            </m:e>
+            <m:sup>
+              <m:r>
+                <m:t xml:space="preserve">μ</m:t>
+              </m:r>
+            </m:sup>
+          </m:sSup>
         </m:oMath>
       </m:oMathPara>
     </w:p>
@@ -761,8 +1513,38 @@
       </w:pPr>
       <m:oMathPara>
         <m:oMath>
+          <m:sSup>
+            <m:e>
+              <m:r>
+                <m:t xml:space="preserve">j</m:t>
+              </m:r>
+            </m:e>
+            <m:sup>
+              <m:r>
+                <m:t xml:space="preserve">μ</m:t>
+              </m:r>
+            </m:sup>
+          </m:sSup>
           <m:r>
-            <m:t xml:space="preserve">j^μ = ∂^μ φ</m:t>
+            <m:t xml:space="preserve">=</m:t>
+          </m:r>
+          <m:sSup>
+            <m:e>
+              <m:r>
+                <m:t xml:space="preserve">∂</m:t>
+              </m:r>
+            </m:e>
+            <m:sup>
+              <m:r>
+                <m:t xml:space="preserve">μ</m:t>
+              </m:r>
+            </m:sup>
+          </m:sSup>
+          <m:r>
+            <m:t xml:space="preserve"> </m:t>
+          </m:r>
+          <m:r>
+            <m:t xml:space="preserve">φ</m:t>
           </m:r>
         </m:oMath>
       </m:oMathPara>
@@ -819,9 +1601,129 @@
       </w:pPr>
       <m:oMathPara>
         <m:oMath>
+          <m:sSup>
+            <m:e>
+              <m:r>
+                <m:t xml:space="preserve">j</m:t>
+              </m:r>
+            </m:e>
+            <m:sup>
+              <m:r>
+                <m:t xml:space="preserve">μ</m:t>
+              </m:r>
+            </m:sup>
+          </m:sSup>
           <m:r>
-            <m:t xml:space="preserve">j^μ = ∂^μφ* (iφ) + ∂^μφ (−iφ*) = −i (φ*∂^μφ − φ∂^μφ*)</m:t>
+            <m:t xml:space="preserve">=</m:t>
           </m:r>
+          <m:sSup>
+            <m:e>
+              <m:r>
+                <m:t xml:space="preserve">∂</m:t>
+              </m:r>
+            </m:e>
+            <m:sup>
+              <m:r>
+                <m:t xml:space="preserve">μ</m:t>
+              </m:r>
+            </m:sup>
+          </m:sSup>
+          <m:r>
+            <m:t xml:space="preserve">φ*</m:t>
+          </m:r>
+          <m:r>
+            <m:t xml:space="preserve"> </m:t>
+          </m:r>
+          <m:d>
+            <m:dPr/>
+            <m:e>
+              <m:r>
+                <m:t xml:space="preserve">iφ</m:t>
+              </m:r>
+            </m:e>
+          </m:d>
+          <m:r>
+            <m:t xml:space="preserve">+</m:t>
+          </m:r>
+          <m:sSup>
+            <m:e>
+              <m:r>
+                <m:t xml:space="preserve">∂</m:t>
+              </m:r>
+            </m:e>
+            <m:sup>
+              <m:r>
+                <m:t xml:space="preserve">μ</m:t>
+              </m:r>
+            </m:sup>
+          </m:sSup>
+          <m:r>
+            <m:t xml:space="preserve">φ</m:t>
+          </m:r>
+          <m:r>
+            <m:t xml:space="preserve"> </m:t>
+          </m:r>
+          <m:d>
+            <m:dPr/>
+            <m:e>
+              <m:r>
+                <m:t xml:space="preserve">−</m:t>
+              </m:r>
+              <m:r>
+                <m:t xml:space="preserve">iφ*</m:t>
+              </m:r>
+            </m:e>
+          </m:d>
+          <m:r>
+            <m:t xml:space="preserve">=</m:t>
+          </m:r>
+          <m:r>
+            <m:t xml:space="preserve">−</m:t>
+          </m:r>
+          <m:r>
+            <m:t xml:space="preserve">i</m:t>
+          </m:r>
+          <m:r>
+            <m:t xml:space="preserve"> </m:t>
+          </m:r>
+          <m:d>
+            <m:dPr/>
+            <m:e>
+              <m:sSup>
+                <m:e>
+                  <m:r>
+                    <m:t xml:space="preserve">φ*∂</m:t>
+                  </m:r>
+                </m:e>
+                <m:sup>
+                  <m:r>
+                    <m:t xml:space="preserve">μ</m:t>
+                  </m:r>
+                </m:sup>
+              </m:sSup>
+              <m:r>
+                <m:t xml:space="preserve">φ</m:t>
+              </m:r>
+              <m:r>
+                <m:t xml:space="preserve">−</m:t>
+              </m:r>
+              <m:sSup>
+                <m:e>
+                  <m:r>
+                    <m:t xml:space="preserve">φ∂</m:t>
+                  </m:r>
+                </m:e>
+                <m:sup>
+                  <m:r>
+                    <m:t xml:space="preserve">μ</m:t>
+                  </m:r>
+                </m:sup>
+              </m:sSup>
+              <m:r>
+                <m:t xml:space="preserve">φ*</m:t>
+              </m:r>
+            </m:e>
+          </m:d>
         </m:oMath>
       </m:oMathPara>
     </w:p>
@@ -881,8 +1783,66 @@
       </w:pPr>
       <m:oMathPara>
         <m:oMath>
+          <m:sSup>
+            <m:e>
+              <m:r>
+                <m:t xml:space="preserve">j</m:t>
+              </m:r>
+            </m:e>
+            <m:sup>
+              <m:r>
+                <m:t xml:space="preserve">μ</m:t>
+              </m:r>
+            </m:sup>
+          </m:sSup>
           <m:r>
-            <m:t xml:space="preserve">j^μ = (iψ̄γ^μ)(iψ) = −ψ̄γ^μψ</m:t>
+            <m:t xml:space="preserve">=</m:t>
+          </m:r>
+          <m:d>
+            <m:dPr/>
+            <m:e>
+              <m:sSup>
+                <m:e>
+                  <m:r>
+                    <m:t xml:space="preserve">iψ̄γ</m:t>
+                  </m:r>
+                </m:e>
+                <m:sup>
+                  <m:r>
+                    <m:t xml:space="preserve">μ</m:t>
+                  </m:r>
+                </m:sup>
+              </m:sSup>
+            </m:e>
+          </m:d>
+          <m:d>
+            <m:dPr/>
+            <m:e>
+              <m:r>
+                <m:t xml:space="preserve">iψ</m:t>
+              </m:r>
+            </m:e>
+          </m:d>
+          <m:r>
+            <m:t xml:space="preserve">=</m:t>
+          </m:r>
+          <m:r>
+            <m:t xml:space="preserve">−</m:t>
+          </m:r>
+          <m:sSup>
+            <m:e>
+              <m:r>
+                <m:t xml:space="preserve">ψ̄γ</m:t>
+              </m:r>
+            </m:e>
+            <m:sup>
+              <m:r>
+                <m:t xml:space="preserve">μ</m:t>
+              </m:r>
+            </m:sup>
+          </m:sSup>
+          <m:r>
+            <m:t xml:space="preserve">ψ</m:t>
           </m:r>
         </m:oMath>
       </m:oMathPara>
@@ -913,7 +1873,52 @@
       <m:oMathPara>
         <m:oMath>
           <m:r>
-            <m:t xml:space="preserve">j = (∂L/∂q̇) Δq − K = q̇ + g t</m:t>
+            <m:t xml:space="preserve">j</m:t>
+          </m:r>
+          <m:r>
+            <m:t xml:space="preserve">=</m:t>
+          </m:r>
+          <m:f>
+            <m:num>
+              <m:r>
+                <m:t xml:space="preserve">∂L</m:t>
+              </m:r>
+            </m:num>
+            <m:den>
+              <m:r>
+                <m:t xml:space="preserve">∂q̇</m:t>
+              </m:r>
+            </m:den>
+          </m:f>
+          <m:r>
+            <m:t xml:space="preserve"> </m:t>
+          </m:r>
+          <m:r>
+            <m:t xml:space="preserve">Δq</m:t>
+          </m:r>
+          <m:r>
+            <m:t xml:space="preserve">−</m:t>
+          </m:r>
+          <m:r>
+            <m:t xml:space="preserve">K</m:t>
+          </m:r>
+          <m:r>
+            <m:t xml:space="preserve">=</m:t>
+          </m:r>
+          <m:r>
+            <m:t xml:space="preserve">q̇</m:t>
+          </m:r>
+          <m:r>
+            <m:t xml:space="preserve">+</m:t>
+          </m:r>
+          <m:r>
+            <m:t xml:space="preserve">g</m:t>
+          </m:r>
+          <m:r>
+            <m:t xml:space="preserve"> </m:t>
+          </m:r>
+          <m:r>
+            <m:t xml:space="preserve">t</m:t>
           </m:r>
         </m:oMath>
       </m:oMathPara>
@@ -943,8 +1948,147 @@
       </w:pPr>
       <m:oMathPara>
         <m:oMath>
+          <m:sSubSup>
+            <m:e>
+              <m:r>
+                <m:t xml:space="preserve">T</m:t>
+              </m:r>
+            </m:e>
+            <m:sub>
+              <m:r>
+                <m:t xml:space="preserve">ν</m:t>
+              </m:r>
+            </m:sub>
+            <m:sup>
+              <m:r>
+                <m:t xml:space="preserve">μ</m:t>
+              </m:r>
+            </m:sup>
+          </m:sSubSup>
           <m:r>
-            <m:t xml:space="preserve">T^μ_ν = [∂ℒ/∂(∂_μφ)] ∂_νφ − δ^μ_ν ℒ,    ∂_μT^μ_ν = 0</m:t>
+            <m:t xml:space="preserve">=</m:t>
+          </m:r>
+          <m:d>
+            <m:dPr>
+              <m:begChr m:val="["/>
+              <m:endChr m:val="]"/>
+            </m:dPr>
+            <m:e>
+              <m:f>
+                <m:num>
+                  <m:r>
+                    <m:t xml:space="preserve">∂ℒ</m:t>
+                  </m:r>
+                </m:num>
+                <m:den>
+                  <m:r>
+                    <m:t xml:space="preserve">∂</m:t>
+                  </m:r>
+                  <m:d>
+                    <m:dPr/>
+                    <m:e>
+                      <m:sSub>
+                        <m:e>
+                          <m:r>
+                            <m:t xml:space="preserve">∂</m:t>
+                          </m:r>
+                        </m:e>
+                        <m:sub>
+                          <m:r>
+                            <m:t xml:space="preserve">μ</m:t>
+                          </m:r>
+                        </m:sub>
+                      </m:sSub>
+                      <m:r>
+                        <m:t xml:space="preserve">φ</m:t>
+                      </m:r>
+                    </m:e>
+                  </m:d>
+                </m:den>
+              </m:f>
+            </m:e>
+          </m:d>
+          <m:r>
+            <m:t xml:space="preserve"> </m:t>
+          </m:r>
+          <m:sSub>
+            <m:e>
+              <m:r>
+                <m:t xml:space="preserve">∂</m:t>
+              </m:r>
+            </m:e>
+            <m:sub>
+              <m:r>
+                <m:t xml:space="preserve">ν</m:t>
+              </m:r>
+            </m:sub>
+          </m:sSub>
+          <m:r>
+            <m:t xml:space="preserve">φ</m:t>
+          </m:r>
+          <m:r>
+            <m:t xml:space="preserve">−</m:t>
+          </m:r>
+          <m:sSubSup>
+            <m:e>
+              <m:r>
+                <m:t xml:space="preserve">δ</m:t>
+              </m:r>
+            </m:e>
+            <m:sub>
+              <m:r>
+                <m:t xml:space="preserve">ν</m:t>
+              </m:r>
+            </m:sub>
+            <m:sup>
+              <m:r>
+                <m:t xml:space="preserve">μ</m:t>
+              </m:r>
+            </m:sup>
+          </m:sSubSup>
+          <m:r>
+            <m:t xml:space="preserve"> </m:t>
+          </m:r>
+          <m:r>
+            <m:t xml:space="preserve">ℒ</m:t>
+          </m:r>
+          <m:r>
+            <m:t xml:space="preserve">,</m:t>
+          </m:r>
+          <m:sSub>
+            <m:e>
+              <m:r>
+                <m:t xml:space="preserve">∂</m:t>
+              </m:r>
+            </m:e>
+            <m:sub>
+              <m:r>
+                <m:t xml:space="preserve">μ</m:t>
+              </m:r>
+            </m:sub>
+          </m:sSub>
+          <m:sSubSup>
+            <m:e>
+              <m:r>
+                <m:t xml:space="preserve">T</m:t>
+              </m:r>
+            </m:e>
+            <m:sub>
+              <m:r>
+                <m:t xml:space="preserve">ν</m:t>
+              </m:r>
+            </m:sub>
+            <m:sup>
+              <m:r>
+                <m:t xml:space="preserve">μ</m:t>
+              </m:r>
+            </m:sup>
+          </m:sSubSup>
+          <m:r>
+            <m:t xml:space="preserve">=</m:t>
+          </m:r>
+          <m:r>
+            <m:t xml:space="preserve">0</m:t>
           </m:r>
         </m:oMath>
       </m:oMathPara>
@@ -982,8 +2126,137 @@
       </w:pPr>
       <m:oMathPara>
         <m:oMath>
+          <m:f>
+            <m:num>
+              <m:r>
+                <m:t xml:space="preserve">dQ</m:t>
+              </m:r>
+            </m:num>
+            <m:den>
+              <m:r>
+                <m:t xml:space="preserve">dt</m:t>
+              </m:r>
+            </m:den>
+          </m:f>
           <m:r>
-            <m:t xml:space="preserve">dQ/dt = ∫ d³x ∂_t j⁰ = −∫ d³x ∇·j = −∮ j·dS = 0</m:t>
+            <m:t xml:space="preserve">=</m:t>
+          </m:r>
+          <m:r>
+            <m:t xml:space="preserve">∫</m:t>
+          </m:r>
+          <m:r>
+            <m:t xml:space="preserve"> </m:t>
+          </m:r>
+          <m:sSup>
+            <m:e>
+              <m:r>
+                <m:t xml:space="preserve">d</m:t>
+              </m:r>
+            </m:e>
+            <m:sup>
+              <m:r>
+                <m:t xml:space="preserve">3</m:t>
+              </m:r>
+            </m:sup>
+          </m:sSup>
+          <m:r>
+            <m:t xml:space="preserve">x</m:t>
+          </m:r>
+          <m:r>
+            <m:t xml:space="preserve"> </m:t>
+          </m:r>
+          <m:sSub>
+            <m:e>
+              <m:r>
+                <m:t xml:space="preserve">∂</m:t>
+              </m:r>
+            </m:e>
+            <m:sub>
+              <m:r>
+                <m:t xml:space="preserve">t</m:t>
+              </m:r>
+            </m:sub>
+          </m:sSub>
+          <m:r>
+            <m:t xml:space="preserve"> </m:t>
+          </m:r>
+          <m:sSup>
+            <m:e>
+              <m:r>
+                <m:t xml:space="preserve">j</m:t>
+              </m:r>
+            </m:e>
+            <m:sup>
+              <m:r>
+                <m:t xml:space="preserve">0</m:t>
+              </m:r>
+            </m:sup>
+          </m:sSup>
+          <m:r>
+            <m:t xml:space="preserve">=</m:t>
+          </m:r>
+          <m:r>
+            <m:t xml:space="preserve">−</m:t>
+          </m:r>
+          <m:r>
+            <m:t xml:space="preserve">∫</m:t>
+          </m:r>
+          <m:r>
+            <m:t xml:space="preserve"> </m:t>
+          </m:r>
+          <m:sSup>
+            <m:e>
+              <m:r>
+                <m:t xml:space="preserve">d</m:t>
+              </m:r>
+            </m:e>
+            <m:sup>
+              <m:r>
+                <m:t xml:space="preserve">3</m:t>
+              </m:r>
+            </m:sup>
+          </m:sSup>
+          <m:r>
+            <m:t xml:space="preserve">x</m:t>
+          </m:r>
+          <m:r>
+            <m:t xml:space="preserve"> </m:t>
+          </m:r>
+          <m:r>
+            <m:t xml:space="preserve">∇</m:t>
+          </m:r>
+          <m:r>
+            <m:t xml:space="preserve">·</m:t>
+          </m:r>
+          <m:r>
+            <m:t xml:space="preserve">j</m:t>
+          </m:r>
+          <m:r>
+            <m:t xml:space="preserve">=</m:t>
+          </m:r>
+          <m:r>
+            <m:t xml:space="preserve">−</m:t>
+          </m:r>
+          <m:r>
+            <m:t xml:space="preserve">∮</m:t>
+          </m:r>
+          <m:r>
+            <m:t xml:space="preserve"> </m:t>
+          </m:r>
+          <m:r>
+            <m:t xml:space="preserve">j</m:t>
+          </m:r>
+          <m:r>
+            <m:t xml:space="preserve">·</m:t>
+          </m:r>
+          <m:r>
+            <m:t xml:space="preserve">dS</m:t>
+          </m:r>
+          <m:r>
+            <m:t xml:space="preserve">=</m:t>
+          </m:r>
+          <m:r>
+            <m:t xml:space="preserve">0</m:t>
           </m:r>
         </m:oMath>
       </m:oMathPara>
@@ -1014,8 +2287,60 @@
       <m:oMathPara>
         <m:oMath>
           <m:r>
-            <m:t xml:space="preserve">{φ_a(x), Q} = Δφ_a(x)</m:t>
+            <m:t xml:space="preserve">{</m:t>
           </m:r>
+          <m:sSub>
+            <m:e>
+              <m:r>
+                <m:t xml:space="preserve">φ</m:t>
+              </m:r>
+            </m:e>
+            <m:sub>
+              <m:r>
+                <m:t xml:space="preserve">a</m:t>
+              </m:r>
+            </m:sub>
+          </m:sSub>
+          <m:d>
+            <m:dPr/>
+            <m:e>
+              <m:r>
+                <m:t xml:space="preserve">x</m:t>
+              </m:r>
+            </m:e>
+          </m:d>
+          <m:r>
+            <m:t xml:space="preserve">,</m:t>
+          </m:r>
+          <m:r>
+            <m:t xml:space="preserve">Q</m:t>
+          </m:r>
+          <m:r>
+            <m:t xml:space="preserve">}</m:t>
+          </m:r>
+          <m:r>
+            <m:t xml:space="preserve">=</m:t>
+          </m:r>
+          <m:sSub>
+            <m:e>
+              <m:r>
+                <m:t xml:space="preserve">Δφ</m:t>
+              </m:r>
+            </m:e>
+            <m:sub>
+              <m:r>
+                <m:t xml:space="preserve">a</m:t>
+              </m:r>
+            </m:sub>
+          </m:sSub>
+          <m:d>
+            <m:dPr/>
+            <m:e>
+              <m:r>
+                <m:t xml:space="preserve">x</m:t>
+              </m:r>
+            </m:e>
+          </m:d>
         </m:oMath>
       </m:oMathPara>
     </w:p>
